--- a/_site/posts/2017-05-23-el-mercantilismo/index.docx
+++ b/_site/posts/2017-05-23-el-mercantilismo/index.docx
@@ -44,7 +44,7 @@
         <w:t xml:space="preserve"> </w:t>
       </w:r>
     </w:p>
-    <w:bookmarkStart w:id="20" w:name="title"/>
+    <w:bookmarkStart w:id="22" w:name="title"/>
     <w:p>
       <w:pPr>
         <w:pStyle w:val="Heading1"/>
@@ -137,8 +137,8 @@
         <w:t xml:space="preserve"> </w:t>
       </w:r>
     </w:p>
-    <w:bookmarkEnd w:id="20"/>
-    <w:bookmarkStart w:id="24" w:name="author-note"/>
+    <w:bookmarkEnd w:id="22"/>
+    <w:bookmarkStart w:id="26" w:name="author-note"/>
     <w:p>
       <w:pPr>
         <w:pStyle w:val="Heading1"/>
@@ -157,15 +157,15 @@
       <w:r>
         <w:t xml:space="preserve"> </w:t>
       </w:r>
-      <w:bookmarkStart w:id="21" w:name="orchid"/>
+      <w:bookmarkStart w:id="23" w:name="orchid"/>
       <w:r>
         <w:t xml:space="preserve">Orcid ID Logo: A green circle with white letters ID</w:t>
       </w:r>
-      <w:bookmarkEnd w:id="21"/>
-      <w:r>
-        <w:t xml:space="preserve"> </w:t>
-      </w:r>
-      <w:hyperlink r:id="rId22">
+      <w:bookmarkEnd w:id="23"/>
+      <w:r>
+        <w:t xml:space="preserve"> </w:t>
+      </w:r>
+      <w:hyperlink r:id="rId24">
         <w:r>
           <w:rPr>
             <w:rStyle w:val="Hyperlink"/>
@@ -251,7 +251,7 @@
       <w:r>
         <w:t xml:space="preserve"> </w:t>
       </w:r>
-      <w:hyperlink r:id="rId23">
+      <w:hyperlink r:id="rId25">
         <w:r>
           <w:rPr>
             <w:rStyle w:val="Hyperlink"/>
@@ -265,8 +265,8 @@
         <w:br w:type="page"/>
       </w:r>
     </w:p>
-    <w:bookmarkEnd w:id="24"/>
-    <w:bookmarkStart w:id="25" w:name="abstract"/>
+    <w:bookmarkEnd w:id="26"/>
+    <w:bookmarkStart w:id="27" w:name="abstract"/>
     <w:p>
       <w:pPr>
         <w:pStyle w:val="Heading1"/>
@@ -303,8 +303,8 @@
         <w:br w:type="page"/>
       </w:r>
     </w:p>
-    <w:bookmarkEnd w:id="25"/>
-    <w:bookmarkStart w:id="26" w:name="firstheader"/>
+    <w:bookmarkEnd w:id="27"/>
+    <w:bookmarkStart w:id="28" w:name="firstheader"/>
     <w:p>
       <w:pPr>
         <w:pStyle w:val="Heading1"/>
@@ -337,8 +337,8 @@
         <w:t xml:space="preserve">En esta monografía encontraremos lo esencial para entender los pensamientos económicos del mercantilismo, los grandes aportes a la economía de ese entonces y la perpetuidad de algunas de sus ideas en el tiempo, los autores de gran importancia que con sus aportes reforzaron las ideas del mercantilismo.</w:t>
       </w:r>
     </w:p>
-    <w:bookmarkEnd w:id="26"/>
-    <w:bookmarkStart w:id="30" w:name="mercantilismo"/>
+    <w:bookmarkEnd w:id="28"/>
+    <w:bookmarkStart w:id="32" w:name="mercantilismo"/>
     <w:p>
       <w:pPr>
         <w:pStyle w:val="Heading1"/>
@@ -347,7 +347,7 @@
         <w:t xml:space="preserve">1. Mercantilismo</w:t>
       </w:r>
     </w:p>
-    <w:bookmarkStart w:id="27" w:name="concepto"/>
+    <w:bookmarkStart w:id="29" w:name="concepto"/>
     <w:p>
       <w:pPr>
         <w:pStyle w:val="Heading2"/>
@@ -361,16 +361,7 @@
         <w:pStyle w:val="FirstParagraph"/>
       </w:pPr>
       <w:r>
-        <w:t xml:space="preserve">Según Pérez J. (2011)</w:t>
-      </w:r>
-      <w:r>
-        <w:t xml:space="preserve"> </w:t>
-      </w:r>
-      <w:r>
-        <w:t xml:space="preserve">“el pensamiento mercantilista surgió a inicios del XVI Y XVII Y abarco parte del siglo XVIII. El mercantilismo se basa en dos teorías importantes: el superávit comercial y la política proteccionista”</w:t>
-      </w:r>
-      <w:r>
-        <w:t xml:space="preserve">.</w:t>
+        <w:t xml:space="preserve">Según Pérez J. (2011) “el pensamiento mercantilista surgió a inicios del XVI Y XVII Y abarco parte del siglo XVIII. El mercantilismo se basa en dos teorías importantes: el superávit comercial y la política proteccionista”.</w:t>
       </w:r>
     </w:p>
     <w:p>
@@ -445,8 +436,8 @@
         <w:t xml:space="preserve">No está de más decir que para realizar un estudio sobre la teoría del comercio internacional se ara mención del mercantilismo, fuente del proteccionismo que aun ejerce un atractivo, basada en argumentos simplistas y erróneos, pero que fascinan por su sencillez y enfoque nacionalista.</w:t>
       </w:r>
     </w:p>
-    <w:bookmarkEnd w:id="27"/>
-    <w:bookmarkStart w:id="28" w:name="definición-del-mercantilismo"/>
+    <w:bookmarkEnd w:id="29"/>
+    <w:bookmarkStart w:id="30" w:name="definición-del-mercantilismo"/>
     <w:p>
       <w:pPr>
         <w:pStyle w:val="Heading2"/>
@@ -518,8 +509,8 @@
         <w:t xml:space="preserve">Los escritores mercantilistas estaban estrechamente conectado a la política económica y al interés particular de los mercaderes y el comercio. Regresando al punto principal para sintetizar la definición del mercantilismo como una doctrina que surgió en los siglos XVI Y XVII abarcando parte del siglo XVIII, comprendiéndose como el enriquecimiento de las naciones mediante la acuñación o acumulación de metales preciosos.</w:t>
       </w:r>
     </w:p>
-    <w:bookmarkEnd w:id="28"/>
-    <w:bookmarkStart w:id="29" w:name="X91a00426ae5ca823ef323aef5fa7e93fdffc6cc"/>
+    <w:bookmarkEnd w:id="30"/>
+    <w:bookmarkStart w:id="31" w:name="X91a00426ae5ca823ef323aef5fa7e93fdffc6cc"/>
     <w:p>
       <w:pPr>
         <w:pStyle w:val="Heading2"/>
@@ -575,9 +566,9 @@
         <w:t xml:space="preserve">Los cambios que se dieron en ese entonces obligaron a las personas a cambiar sus modos de producción para adecuarse a la globalización comercial que se dio por la apertura de nuevas rutas comerciales y en parte por las conquistas de las colonias. El flujo del comercio estuvo en constante expansión permitiendo que las ideas del mercantilismo se expandan y se conviertan con el tiempo en una las más importantes escuelas económicas cuyas ideas perduran.</w:t>
       </w:r>
     </w:p>
-    <w:bookmarkEnd w:id="29"/>
-    <w:bookmarkEnd w:id="30"/>
-    <w:bookmarkStart w:id="37" w:name="cinco-preguntas-hacia-el-mercantilismo"/>
+    <w:bookmarkEnd w:id="31"/>
+    <w:bookmarkEnd w:id="32"/>
+    <w:bookmarkStart w:id="39" w:name="cinco-preguntas-hacia-el-mercantilismo"/>
     <w:p>
       <w:pPr>
         <w:pStyle w:val="Heading1"/>
@@ -586,7 +577,7 @@
         <w:t xml:space="preserve">2. Cinco preguntas hacia el mercantilismo</w:t>
       </w:r>
     </w:p>
-    <w:bookmarkStart w:id="31" w:name="X2d66195483feff53eb935b081f87def2a26c731"/>
+    <w:bookmarkStart w:id="33" w:name="X2d66195483feff53eb935b081f87def2a26c731"/>
     <w:p>
       <w:pPr>
         <w:pStyle w:val="Heading2"/>
@@ -666,8 +657,8 @@
         <w:t xml:space="preserve">La escuela mercantilista suponía la implementación de un sistema que protegiera la balanza comercial positiva. Sin embargo, la justificación real era que para las grandes potencias era imposible fijar su potencial económico en el globo en base al comercio, porque en realidad el período estuvo marcado por el ingreso de los tesoros saqueados de las provincias conquistadas. De esta forma, las grandes potencias representaban su capacidad económica en base a la cantidad de moneda que sus tesoros podías soportar. Por otro lado, el modelo también hacía énfasis en la comercialización de los excedentes de producción, en los mercados internacionales. Esto hizo necesaria la existencia de una relación cambiaria que valorara los bienes producto de las transacciones. Por lo que, la divisa de esa época era el oro puro.</w:t>
       </w:r>
     </w:p>
-    <w:bookmarkEnd w:id="31"/>
-    <w:bookmarkStart w:id="32" w:name="X53f292ed5a7dc5859fc1d47ec2ad16f9476d47a"/>
+    <w:bookmarkEnd w:id="33"/>
+    <w:bookmarkStart w:id="34" w:name="X53f292ed5a7dc5859fc1d47ec2ad16f9476d47a"/>
     <w:p>
       <w:pPr>
         <w:pStyle w:val="Heading2"/>
@@ -714,13 +705,7 @@
         <w:pStyle w:val="BodyText"/>
       </w:pPr>
       <w:r>
-        <w:t xml:space="preserve">El ensayista francés Michel de Montaigne escribió en 1580:</w:t>
-      </w:r>
-      <w:r>
-        <w:t xml:space="preserve"> </w:t>
-      </w:r>
-      <w:r>
-        <w:t xml:space="preserve">“La utilidad de un hombre es el daño de otro… No es posible obtener cualquier utilidad si no es a costa de otro (Citado por</w:t>
+        <w:t xml:space="preserve">El ensayista francés Michel de Montaigne escribió en 1580: “La utilidad de un hombre es el daño de otro… No es posible obtener cualquier utilidad si no es a costa de otro (Citado por</w:t>
       </w:r>
       <w:r>
         <w:t xml:space="preserve"> </w:t>
@@ -740,56 +725,23 @@
         <w:t xml:space="preserve">)</w:t>
       </w:r>
       <w:r>
-        <w:t xml:space="preserve">, p. 16)”</w:t>
-      </w:r>
-      <w:r>
-        <w:t xml:space="preserve">. Todos los países no exportaban simultáneamente más de lo que importaban. Por consiguiente, el propio país debía promover las exportaciones y acumular riquezas a costa de sus vecinos. Sólo una nación poderosa podía conquistar y conservar colonias, dominar las rutas del comercio, ganar guerras en contra de sus rivales y competir con éxito en el comercio internacional. Conforme a este concepto estático de la vida económica, había una cantidad fija de recursos económicos en el mundo; un país podía incrementar sus recursos sólo a costa de otro.</w:t>
-      </w:r>
-    </w:p>
-    <w:p>
-      <w:pPr>
-        <w:pStyle w:val="BodyText"/>
-      </w:pPr>
-      <w:r>
-        <w:t xml:space="preserve">El mercantilismo nacionalista condujo de una manera muy natural al militarismo. Los poderosos navíos y las flotas mercantes eran un requerimiento. Debido a que las pesquerías eran</w:t>
-      </w:r>
-      <w:r>
-        <w:t xml:space="preserve"> </w:t>
-      </w:r>
-      <w:r>
-        <w:t xml:space="preserve">“cunas de marinos”</w:t>
-      </w:r>
-      <w:r>
-        <w:t xml:space="preserve">, es decir, ya que eran terrenos de capacitación para el personal naval, los mercantilistas le impusieron una</w:t>
-      </w:r>
-      <w:r>
-        <w:t xml:space="preserve"> </w:t>
-      </w:r>
-      <w:r>
-        <w:t xml:space="preserve">“cuaresma política”</w:t>
-      </w:r>
-      <w:r>
-        <w:t xml:space="preserve"> </w:t>
-      </w:r>
-      <w:r>
-        <w:t xml:space="preserve">a Inglaterra en 1549. Se prohibía por ley que las personas comieran carne ciertos días de la semana, con el fin de asegurar un mercado doméstico para el pescado y por tanto una demanda de marineros. Ese decreto se mantuvo enérgicamente durante alrededor de un siglo y no desapareció de los libros de estatutos sino hasta el siglo XIX.</w:t>
-      </w:r>
-    </w:p>
-    <w:p>
-      <w:pPr>
-        <w:pStyle w:val="BodyText"/>
-      </w:pPr>
-      <w:r>
-        <w:t xml:space="preserve">Importación libre de impuestos de materia prima que no se produce domésticamente, protección de bienes fabricados y materia prima que se podían producir domésticamente y restricción a las exportaciones de materia prima. Este énfasis en las exportaciones y la renuencia a importar se ha llamado</w:t>
-      </w:r>
-      <w:r>
-        <w:t xml:space="preserve"> </w:t>
-      </w:r>
-      <w:r>
-        <w:t xml:space="preserve">“el temor de los bienes”</w:t>
-      </w:r>
-      <w:r>
-        <w:t xml:space="preserve">. Los intereses del comerciante tenían preeminencia sobre los del consumidor doméstico. Los comerciantes recibían flujos de oro a cambio de sus exportaciones, mientras que las restricciones sobre las importaciones reducían la disponibilidad de bienes para el consumo local. En consecuencia, el oro y la plata se acumulaban, supuestamente mejorando la riqueza y el poder del país.</w:t>
+        <w:t xml:space="preserve">, p. 16)”. Todos los países no exportaban simultáneamente más de lo que importaban. Por consiguiente, el propio país debía promover las exportaciones y acumular riquezas a costa de sus vecinos. Sólo una nación poderosa podía conquistar y conservar colonias, dominar las rutas del comercio, ganar guerras en contra de sus rivales y competir con éxito en el comercio internacional. Conforme a este concepto estático de la vida económica, había una cantidad fija de recursos económicos en el mundo; un país podía incrementar sus recursos sólo a costa de otro.</w:t>
+      </w:r>
+    </w:p>
+    <w:p>
+      <w:pPr>
+        <w:pStyle w:val="BodyText"/>
+      </w:pPr>
+      <w:r>
+        <w:t xml:space="preserve">El mercantilismo nacionalista condujo de una manera muy natural al militarismo. Los poderosos navíos y las flotas mercantes eran un requerimiento. Debido a que las pesquerías eran “cunas de marinos”, es decir, ya que eran terrenos de capacitación para el personal naval, los mercantilistas le impusieron una “cuaresma política” a Inglaterra en 1549. Se prohibía por ley que las personas comieran carne ciertos días de la semana, con el fin de asegurar un mercado doméstico para el pescado y por tanto una demanda de marineros. Ese decreto se mantuvo enérgicamente durante alrededor de un siglo y no desapareció de los libros de estatutos sino hasta el siglo XIX.</w:t>
+      </w:r>
+    </w:p>
+    <w:p>
+      <w:pPr>
+        <w:pStyle w:val="BodyText"/>
+      </w:pPr>
+      <w:r>
+        <w:t xml:space="preserve">Importación libre de impuestos de materia prima que no se produce domésticamente, protección de bienes fabricados y materia prima que se podían producir domésticamente y restricción a las exportaciones de materia prima. Este énfasis en las exportaciones y la renuencia a importar se ha llamado “el temor de los bienes”. Los intereses del comerciante tenían preeminencia sobre los del consumidor doméstico. Los comerciantes recibían flujos de oro a cambio de sus exportaciones, mientras que las restricciones sobre las importaciones reducían la disponibilidad de bienes para el consumo local. En consecuencia, el oro y la plata se acumulaban, supuestamente mejorando la riqueza y el poder del país.</w:t>
       </w:r>
     </w:p>
     <w:p>
@@ -870,8 +822,8 @@
         <w:t xml:space="preserve">Por consiguiente, se requería un poderoso gobierno nacional para asegurar una regulación nacional uniforme. Los gobiernos centrales también eran necesarios para lograr las metas expuestas anteriormente: un nacionalismo, proteccionismo, colonialismo y comercio internacional no obstaculizados por peajes y excesivos impuestos.</w:t>
       </w:r>
     </w:p>
-    <w:bookmarkEnd w:id="32"/>
-    <w:bookmarkStart w:id="33" w:name="Xdd88549133f69753002786ecd6d00c304ab80f9"/>
+    <w:bookmarkEnd w:id="34"/>
+    <w:bookmarkStart w:id="35" w:name="Xdd88549133f69753002786ecd6d00c304ab80f9"/>
     <w:p>
       <w:pPr>
         <w:pStyle w:val="Heading2"/>
@@ -955,8 +907,8 @@
         <w:t xml:space="preserve">se volvió obligatorio y oficial y todo navío debía ir o regresar de México formando parte de la flota bajo pena de severas sanciones.</w:t>
       </w:r>
     </w:p>
-    <w:bookmarkEnd w:id="33"/>
-    <w:bookmarkStart w:id="34" w:name="X90cde4c52bef3706940d92e8b76e268d809e388"/>
+    <w:bookmarkEnd w:id="35"/>
+    <w:bookmarkStart w:id="36" w:name="X90cde4c52bef3706940d92e8b76e268d809e388"/>
     <w:p>
       <w:pPr>
         <w:pStyle w:val="Heading2"/>
@@ -970,92 +922,23 @@
         <w:pStyle w:val="FirstParagraph"/>
       </w:pPr>
       <w:r>
-        <w:t xml:space="preserve">Algunas de las doctrinas del mercantilismo no han desaparecido por completo; ciertas ideas y políticas presentes en los siglos XX y XXI se asemejan a las ideas de hace 200 o 300 años. Por ejemplo, durante la Gran Depresión mundial de la década de 1930, las naciones aprobaron aranceles elevados y devaluaron sus monedas para restringir las importaciones y promover las exportaciones. Esos aranceles estaban diseñados para reducir las importaciones, de manera que la mano de obra doméstica ociosa y los recursos de capital se pudieran emplear para satisfacer la demanda de los bienes que previamente se importaban. Desde un punto de vista ideal, expandirían la producción doméstica y el ingreso. También se pensaba que la devaluación de la moneda reduciría las importaciones de una nación al hacer que éstas resultaran más costosas en términos de la moneda nacional. Además, la devaluación de la moneda de un país supuestamente incrementaría sus exportaciones, debido a que los extranjeros necesitarían menos unidades de su propia moneda para comprar bienes producidos en el extranjero. Por desgracia, esas políticas mercantilistas no funcionan como están diseñadas si los socios comerciales ejercen represalias con incrementos en los aranceles y con la devaluación de su propia moneda. Esas represalias fueron las que se presentaron en la Gran Depresión. Una nación tras otra aprobó aranceles más elevados y devaluó su moneda. El resultado total fue la pérdida de las ganancias de la especialización y del comercio internacional y el colapso del sistema monetario internacional. A finales de los años 1980 y principios de los años 1990, muchos estadounidenses expresaron una gran preocupación por los considerables déficits en la balanza comercial de Estados Unidos. Este</w:t>
-      </w:r>
-      <w:r>
-        <w:t xml:space="preserve"> </w:t>
-      </w:r>
-      <w:r>
-        <w:t xml:space="preserve">“temor de los bienes”</w:t>
-      </w:r>
-      <w:r>
-        <w:t xml:space="preserve"> </w:t>
-      </w:r>
-      <w:r>
-        <w:t xml:space="preserve">era legítimo hasta el grado de que esos considerables déficits reflejaban condiciones domésticas e internacionales que tarde o temprano necesitarían corregirse. Sin embargo, este temor produjo propuestas para aprobar los aranceles, imponer cuotas de importación, otorgar subsidios a los exportadores, requerir un</w:t>
-      </w:r>
-      <w:r>
-        <w:t xml:space="preserve"> </w:t>
-      </w:r>
-      <w:r>
-        <w:t xml:space="preserve">“contenido doméstico”</w:t>
-      </w:r>
-      <w:r>
-        <w:t xml:space="preserve"> </w:t>
-      </w:r>
-      <w:r>
-        <w:t xml:space="preserve">en algunos productos importados y permitir las exenciones de monopolio para las empresas estadounidenses dedicadas a las exportaciones.</w:t>
-      </w:r>
-    </w:p>
-    <w:p>
-      <w:pPr>
-        <w:pStyle w:val="BodyText"/>
-      </w:pPr>
-      <w:r>
-        <w:t xml:space="preserve">Los economistas señalaron que esa serie de políticas, si se aprobaban, constituirían un regreso a los preceptos pasados de moda del mercantilismo. También se ha acusado a Japón de adherirse a una política de promoción de las exportaciones y restricción de las importaciones. Sus continuos y considerables superávit comerciales a todo lo largo de las décadas de los años 1980 y 1990 reflejaban en parte un</w:t>
-      </w:r>
-      <w:r>
-        <w:t xml:space="preserve"> </w:t>
-      </w:r>
-      <w:r>
-        <w:t xml:space="preserve">“temor de los bienes”</w:t>
-      </w:r>
-      <w:r>
-        <w:t xml:space="preserve"> </w:t>
-      </w:r>
-      <w:r>
-        <w:t xml:space="preserve">en el extranjero. También reflejaban un deseo de</w:t>
-      </w:r>
-      <w:r>
-        <w:t xml:space="preserve"> </w:t>
-      </w:r>
-      <w:r>
-        <w:t xml:space="preserve">“capturar”</w:t>
-      </w:r>
-      <w:r>
-        <w:t xml:space="preserve"> </w:t>
-      </w:r>
-      <w:r>
-        <w:t xml:space="preserve">mercados internacionales rentables.</w:t>
-      </w:r>
-    </w:p>
-    <w:p>
-      <w:pPr>
-        <w:pStyle w:val="BodyText"/>
-      </w:pPr>
-      <w:r>
-        <w:t xml:space="preserve">Al tener superávit comercial tan grande, se negaban a los consumidores japoneses algunos de los beneficios potenciales del consumo, derivados de la especialización y el comercio internacionales. Algunas naciones en vías de desarrollo todavía promueven el nacionalismo como una forma de superar el tribalismo y las lealtades locales que obstaculizan el desarrollo económico. Con frecuencia también ofrecen concesiones de monopolio para fomentar las nuevas inversiones y erigir barreras comerciales con el fin de proteger a las industrias domésticas en su inicio. El mercantilismo persiste hasta muy avanzada la primera década del siglo XXI. En Estados Unidos el offshoring, la práctica de trasladar las operaciones de empresas domésticas a naciones con una mano de obra más barata ha atraído una considerable atención. Ahora, al</w:t>
-      </w:r>
-      <w:r>
-        <w:t xml:space="preserve"> </w:t>
-      </w:r>
-      <w:r>
-        <w:t xml:space="preserve">“temor de los bienes”</w:t>
-      </w:r>
-      <w:r>
-        <w:t xml:space="preserve"> </w:t>
-      </w:r>
-      <w:r>
-        <w:t xml:space="preserve">se suma un</w:t>
-      </w:r>
-      <w:r>
-        <w:t xml:space="preserve"> </w:t>
-      </w:r>
-      <w:r>
-        <w:t xml:space="preserve">“temor de los servicios”</w:t>
-      </w:r>
-      <w:r>
-        <w:t xml:space="preserve">. Puesto que los trabajos fabriles se trasladan al extranjero, los trabajadores de las industrias de servicio en Estados Unidos gozan de una razonable seguridad.</w:t>
+        <w:t xml:space="preserve">Algunas de las doctrinas del mercantilismo no han desaparecido por completo; ciertas ideas y políticas presentes en los siglos XX y XXI se asemejan a las ideas de hace 200 o 300 años. Por ejemplo, durante la Gran Depresión mundial de la década de 1930, las naciones aprobaron aranceles elevados y devaluaron sus monedas para restringir las importaciones y promover las exportaciones. Esos aranceles estaban diseñados para reducir las importaciones, de manera que la mano de obra doméstica ociosa y los recursos de capital se pudieran emplear para satisfacer la demanda de los bienes que previamente se importaban. Desde un punto de vista ideal, expandirían la producción doméstica y el ingreso. También se pensaba que la devaluación de la moneda reduciría las importaciones de una nación al hacer que éstas resultaran más costosas en términos de la moneda nacional. Además, la devaluación de la moneda de un país supuestamente incrementaría sus exportaciones, debido a que los extranjeros necesitarían menos unidades de su propia moneda para comprar bienes producidos en el extranjero. Por desgracia, esas políticas mercantilistas no funcionan como están diseñadas si los socios comerciales ejercen represalias con incrementos en los aranceles y con la devaluación de su propia moneda. Esas represalias fueron las que se presentaron en la Gran Depresión. Una nación tras otra aprobó aranceles más elevados y devaluó su moneda. El resultado total fue la pérdida de las ganancias de la especialización y del comercio internacional y el colapso del sistema monetario internacional. A finales de los años 1980 y principios de los años 1990, muchos estadounidenses expresaron una gran preocupación por los considerables déficits en la balanza comercial de Estados Unidos. Este “temor de los bienes” era legítimo hasta el grado de que esos considerables déficits reflejaban condiciones domésticas e internacionales que tarde o temprano necesitarían corregirse. Sin embargo, este temor produjo propuestas para aprobar los aranceles, imponer cuotas de importación, otorgar subsidios a los exportadores, requerir un “contenido doméstico” en algunos productos importados y permitir las exenciones de monopolio para las empresas estadounidenses dedicadas a las exportaciones.</w:t>
+      </w:r>
+    </w:p>
+    <w:p>
+      <w:pPr>
+        <w:pStyle w:val="BodyText"/>
+      </w:pPr>
+      <w:r>
+        <w:t xml:space="preserve">Los economistas señalaron que esa serie de políticas, si se aprobaban, constituirían un regreso a los preceptos pasados de moda del mercantilismo. También se ha acusado a Japón de adherirse a una política de promoción de las exportaciones y restricción de las importaciones. Sus continuos y considerables superávit comerciales a todo lo largo de las décadas de los años 1980 y 1990 reflejaban en parte un “temor de los bienes” en el extranjero. También reflejaban un deseo de “capturar” mercados internacionales rentables.</w:t>
+      </w:r>
+    </w:p>
+    <w:p>
+      <w:pPr>
+        <w:pStyle w:val="BodyText"/>
+      </w:pPr>
+      <w:r>
+        <w:t xml:space="preserve">Al tener superávit comercial tan grande, se negaban a los consumidores japoneses algunos de los beneficios potenciales del consumo, derivados de la especialización y el comercio internacionales. Algunas naciones en vías de desarrollo todavía promueven el nacionalismo como una forma de superar el tribalismo y las lealtades locales que obstaculizan el desarrollo económico. Con frecuencia también ofrecen concesiones de monopolio para fomentar las nuevas inversiones y erigir barreras comerciales con el fin de proteger a las industrias domésticas en su inicio. El mercantilismo persiste hasta muy avanzada la primera década del siglo XXI. En Estados Unidos el offshoring, la práctica de trasladar las operaciones de empresas domésticas a naciones con una mano de obra más barata ha atraído una considerable atención. Ahora, al “temor de los bienes” se suma un “temor de los servicios”. Puesto que los trabajos fabriles se trasladan al extranjero, los trabajadores de las industrias de servicio en Estados Unidos gozan de una razonable seguridad.</w:t>
       </w:r>
     </w:p>
     <w:p>
@@ -1071,20 +954,11 @@
         <w:pStyle w:val="BodyText"/>
       </w:pPr>
       <w:r>
-        <w:t xml:space="preserve">El enfoque mercantilista de China ha impulsado un poderoso crecimiento económico, pero también ha atraído las críticas internacionales y los llamados para erigir barreras comerciales con el fin de compensar lo que, en 2004 John Kerry, el candidato demócrata a la presidencia de Estados Unidos llamó</w:t>
-      </w:r>
-      <w:r>
-        <w:t xml:space="preserve"> </w:t>
-      </w:r>
-      <w:r>
-        <w:t xml:space="preserve">“una manipulación predatoria de la moneda”</w:t>
-      </w:r>
-      <w:r>
-        <w:t xml:space="preserve">. En resumen, las ideas mercantilistas aún sobreviven. Sin embargo, es importante comprender que las ideas y las políticas sólo reflejan aspectos de la doctrina total del mercantilismo. Además, hoy en día las naciones aplican esas ideas en circunstancias diferentes, por razones distintas y en el contexto de políticas sociales diversas a las de la época mercantilista.</w:t>
-      </w:r>
-    </w:p>
-    <w:bookmarkEnd w:id="34"/>
-    <w:bookmarkStart w:id="35" w:name="X2a1ab78c3e98dd80c78562f0b51bf0f967bab96"/>
+        <w:t xml:space="preserve">El enfoque mercantilista de China ha impulsado un poderoso crecimiento económico, pero también ha atraído las críticas internacionales y los llamados para erigir barreras comerciales con el fin de compensar lo que, en 2004 John Kerry, el candidato demócrata a la presidencia de Estados Unidos llamó “una manipulación predatoria de la moneda”. En resumen, las ideas mercantilistas aún sobreviven. Sin embargo, es importante comprender que las ideas y las políticas sólo reflejan aspectos de la doctrina total del mercantilismo. Además, hoy en día las naciones aplican esas ideas en circunstancias diferentes, por razones distintas y en el contexto de políticas sociales diversas a las de la época mercantilista.</w:t>
+      </w:r>
+    </w:p>
+    <w:bookmarkEnd w:id="36"/>
+    <w:bookmarkStart w:id="37" w:name="X2a1ab78c3e98dd80c78562f0b51bf0f967bab96"/>
     <w:p>
       <w:pPr>
         <w:pStyle w:val="Heading2"/>
@@ -1121,13 +995,7 @@
         <w:t xml:space="preserve"> </w:t>
       </w:r>
       <w:r>
-        <w:t xml:space="preserve">“esta doctrina beneficiaba a los comerciantes capitalistas, a los reyes y funcionarios del gobierno. En específico, favorecía a quienes eran más poderosos y tenían los monopolios y privilegios mejores”</w:t>
-      </w:r>
-      <w:r>
-        <w:t xml:space="preserve"> </w:t>
-      </w:r>
-      <w:r>
-        <w:t xml:space="preserve">(p.16).</w:t>
+        <w:t xml:space="preserve">“esta doctrina beneficiaba a los comerciantes capitalistas, a los reyes y funcionarios del gobierno. En específico, favorecía a quienes eran más poderosos y tenían los monopolios y privilegios mejores” (p.16).</w:t>
       </w:r>
     </w:p>
     <w:p>
@@ -1232,8 +1100,8 @@
         <w:t xml:space="preserve">Las exportaciones incrementan los fondos de capital, vender sus productos a un mercado externo no en uno nacional. Adquiriendo en minoría bienes externos, por la mínima cantidad de ingreso de estos, determinados por los aranceles (impuesto establecido por un país importador hacia uno exportador), impuestos (dinero que se ha de pagar al estado) y subsidios (pago del gobierno a un productor o varios) este último aumenta la oferta nacional, haciendo más beneficiosa al consumo de productos nacionales. Una intervención gubernamental, estatal o del estado estimulando la producción, generando un mayor progreso en la economía local, siendo estos bienes producidos y consumidos en su círculo comercial, controlando la cantidad de entrada y salida de productos y el consumo de estos.</w:t>
       </w:r>
     </w:p>
-    <w:bookmarkEnd w:id="35"/>
-    <w:bookmarkStart w:id="36" w:name="X09d8fa46b6256c5150e1a6fb603ee9523bb34cb"/>
+    <w:bookmarkEnd w:id="37"/>
+    <w:bookmarkStart w:id="38" w:name="X09d8fa46b6256c5150e1a6fb603ee9523bb34cb"/>
     <w:p>
       <w:pPr>
         <w:pStyle w:val="Heading2"/>
@@ -1313,9 +1181,9 @@
         <w:t xml:space="preserve">En conclusión, nos remontamos a aquellas épocas, siguientes del medievalismo, épocas propicias para enriquecerse de la manera más simple, sometiendo a ciudades a un estricto control, y de una creación de ciudades estado, implicando que el poder político lo tenían los reyes, monarcas, aquellos que destinaban el futuro de sus ciudades que estaba impuesta por la máxima cantidad de oro y de riquezas poseídas.</w:t>
       </w:r>
     </w:p>
-    <w:bookmarkEnd w:id="36"/>
-    <w:bookmarkEnd w:id="37"/>
-    <w:bookmarkStart w:id="38" w:name="X08d7126a23e4233a4ccfd33216d4f771786a6dd"/>
+    <w:bookmarkEnd w:id="38"/>
+    <w:bookmarkEnd w:id="39"/>
+    <w:bookmarkStart w:id="40" w:name="X08d7126a23e4233a4ccfd33216d4f771786a6dd"/>
     <w:p>
       <w:pPr>
         <w:pStyle w:val="Heading1"/>
@@ -1406,8 +1274,8 @@
         <w:t xml:space="preserve">Jean Baptiste Colbert como la mayoría de mercantilistas estaba a favor de la acumulación de metales preciosos, por otro lado, daba indicios se lo que hoy llamamos balanza comercial favorable, el cual nos menciona para que una a economía de un país sea beneficiosa las exportaciones deben ser mayor que las importaciones, caso contrario el país estaría en déficit.</w:t>
       </w:r>
     </w:p>
-    <w:bookmarkEnd w:id="38"/>
-    <w:bookmarkStart w:id="39" w:name="conclusión"/>
+    <w:bookmarkEnd w:id="40"/>
+    <w:bookmarkStart w:id="41" w:name="conclusión"/>
     <w:p>
       <w:pPr>
         <w:pStyle w:val="Heading1"/>
@@ -1482,8 +1350,8 @@
         <w:t xml:space="preserve">​ Conveniencia de la adquisición de colonias como fuentes de materias primas (eventualmente de metales preciosos) y mercados de los bienes elaborados en la metrópoli. La aplicación de estas ideas contribuyó, especialmente, al progreso de Francia e Inglaterra.</w:t>
       </w:r>
     </w:p>
-    <w:bookmarkEnd w:id="39"/>
-    <w:bookmarkStart w:id="58" w:name="publicaciones-similares"/>
+    <w:bookmarkEnd w:id="41"/>
+    <w:bookmarkStart w:id="60" w:name="publicaciones-similares"/>
     <w:p>
       <w:pPr>
         <w:pStyle w:val="Heading1"/>
@@ -1508,11 +1376,11 @@
           <w:numId w:val="1005"/>
         </w:numPr>
       </w:pPr>
-      <w:hyperlink r:id="rId40"/>
-      <w:r>
-        <w:t xml:space="preserve"> </w:t>
-      </w:r>
-      <w:hyperlink r:id="rId41">
+      <w:hyperlink r:id="rId42"/>
+      <w:r>
+        <w:t xml:space="preserve"> </w:t>
+      </w:r>
+      <w:hyperlink r:id="rId43">
         <w:r>
           <w:rPr>
             <w:rStyle w:val="Hyperlink"/>
@@ -1529,11 +1397,11 @@
           <w:numId w:val="1005"/>
         </w:numPr>
       </w:pPr>
-      <w:hyperlink r:id="rId42"/>
-      <w:r>
-        <w:t xml:space="preserve"> </w:t>
-      </w:r>
-      <w:hyperlink r:id="rId43">
+      <w:hyperlink r:id="rId44"/>
+      <w:r>
+        <w:t xml:space="preserve"> </w:t>
+      </w:r>
+      <w:hyperlink r:id="rId45">
         <w:r>
           <w:rPr>
             <w:rStyle w:val="Hyperlink"/>
@@ -1550,11 +1418,11 @@
           <w:numId w:val="1005"/>
         </w:numPr>
       </w:pPr>
-      <w:hyperlink r:id="rId44"/>
-      <w:r>
-        <w:t xml:space="preserve"> </w:t>
-      </w:r>
-      <w:hyperlink r:id="rId45">
+      <w:hyperlink r:id="rId46"/>
+      <w:r>
+        <w:t xml:space="preserve"> </w:t>
+      </w:r>
+      <w:hyperlink r:id="rId47">
         <w:r>
           <w:rPr>
             <w:rStyle w:val="Hyperlink"/>
@@ -1571,11 +1439,11 @@
           <w:numId w:val="1005"/>
         </w:numPr>
       </w:pPr>
-      <w:hyperlink r:id="rId46"/>
-      <w:r>
-        <w:t xml:space="preserve"> </w:t>
-      </w:r>
-      <w:hyperlink r:id="rId47">
+      <w:hyperlink r:id="rId48"/>
+      <w:r>
+        <w:t xml:space="preserve"> </w:t>
+      </w:r>
+      <w:hyperlink r:id="rId49">
         <w:r>
           <w:rPr>
             <w:rStyle w:val="Hyperlink"/>
@@ -1592,11 +1460,11 @@
           <w:numId w:val="1005"/>
         </w:numPr>
       </w:pPr>
-      <w:hyperlink r:id="rId48"/>
-      <w:r>
-        <w:t xml:space="preserve"> </w:t>
-      </w:r>
-      <w:hyperlink r:id="rId49">
+      <w:hyperlink r:id="rId50"/>
+      <w:r>
+        <w:t xml:space="preserve"> </w:t>
+      </w:r>
+      <w:hyperlink r:id="rId51">
         <w:r>
           <w:rPr>
             <w:rStyle w:val="Hyperlink"/>
@@ -1613,11 +1481,11 @@
           <w:numId w:val="1005"/>
         </w:numPr>
       </w:pPr>
-      <w:hyperlink r:id="rId50"/>
-      <w:r>
-        <w:t xml:space="preserve"> </w:t>
-      </w:r>
-      <w:hyperlink r:id="rId51">
+      <w:hyperlink r:id="rId52"/>
+      <w:r>
+        <w:t xml:space="preserve"> </w:t>
+      </w:r>
+      <w:hyperlink r:id="rId53">
         <w:r>
           <w:rPr>
             <w:rStyle w:val="Hyperlink"/>
@@ -1634,11 +1502,11 @@
           <w:numId w:val="1005"/>
         </w:numPr>
       </w:pPr>
-      <w:hyperlink r:id="rId52"/>
-      <w:r>
-        <w:t xml:space="preserve"> </w:t>
-      </w:r>
-      <w:hyperlink r:id="rId53">
+      <w:hyperlink r:id="rId54"/>
+      <w:r>
+        <w:t xml:space="preserve"> </w:t>
+      </w:r>
+      <w:hyperlink r:id="rId55">
         <w:r>
           <w:rPr>
             <w:rStyle w:val="Hyperlink"/>
@@ -1655,11 +1523,11 @@
           <w:numId w:val="1005"/>
         </w:numPr>
       </w:pPr>
-      <w:hyperlink r:id="rId54"/>
-      <w:r>
-        <w:t xml:space="preserve"> </w:t>
-      </w:r>
-      <w:hyperlink r:id="rId55">
+      <w:hyperlink r:id="rId56"/>
+      <w:r>
+        <w:t xml:space="preserve"> </w:t>
+      </w:r>
+      <w:hyperlink r:id="rId57">
         <w:r>
           <w:rPr>
             <w:rStyle w:val="Hyperlink"/>
@@ -1676,11 +1544,11 @@
           <w:numId w:val="1005"/>
         </w:numPr>
       </w:pPr>
-      <w:hyperlink r:id="rId56"/>
-      <w:r>
-        <w:t xml:space="preserve"> </w:t>
-      </w:r>
-      <w:hyperlink r:id="rId57">
+      <w:hyperlink r:id="rId58"/>
+      <w:r>
+        <w:t xml:space="preserve"> </w:t>
+      </w:r>
+      <w:hyperlink r:id="rId59">
         <w:r>
           <w:rPr>
             <w:rStyle w:val="Hyperlink"/>
@@ -1697,8 +1565,8 @@
         <w:t xml:space="preserve">Esperamos que encuentres estas publicaciones igualmente interesantes y útiles. ¡Disfruta de la lectura!</w:t>
       </w:r>
     </w:p>
-    <w:bookmarkEnd w:id="58"/>
-    <w:bookmarkStart w:id="65" w:name="referencias"/>
+    <w:bookmarkEnd w:id="60"/>
+    <w:bookmarkStart w:id="67" w:name="referencias"/>
     <w:p>
       <w:pPr>
         <w:pStyle w:val="Heading1"/>
@@ -1707,8 +1575,8 @@
         <w:t xml:space="preserve">6. Referencias</w:t>
       </w:r>
     </w:p>
-    <w:bookmarkStart w:id="64" w:name="refs"/>
-    <w:bookmarkStart w:id="60" w:name="ref-brueHistoriaPensamientoEconomico2009"/>
+    <w:bookmarkStart w:id="66" w:name="refs"/>
+    <w:bookmarkStart w:id="62" w:name="ref-brueHistoriaPensamientoEconomico2009"/>
     <w:p>
       <w:pPr>
         <w:pStyle w:val="Bibliography"/>
@@ -1746,7 +1614,7 @@
       <w:r>
         <w:t xml:space="preserve"> </w:t>
       </w:r>
-      <w:hyperlink r:id="rId59">
+      <w:hyperlink r:id="rId61">
         <w:r>
           <w:rPr>
             <w:rStyle w:val="Hyperlink"/>
@@ -1755,8 +1623,8 @@
         </w:r>
       </w:hyperlink>
     </w:p>
-    <w:bookmarkEnd w:id="60"/>
-    <w:bookmarkStart w:id="61" w:name="ref-landrethHistoryEconomicThought2002"/>
+    <w:bookmarkEnd w:id="62"/>
+    <w:bookmarkStart w:id="63" w:name="ref-landrethHistoryEconomicThought2002"/>
     <w:p>
       <w:pPr>
         <w:pStyle w:val="Bibliography"/>
@@ -1781,8 +1649,8 @@
         <w:t xml:space="preserve">(4th ed). Houghton Mifflin.</w:t>
       </w:r>
     </w:p>
-    <w:bookmarkEnd w:id="61"/>
-    <w:bookmarkStart w:id="62" w:name="ref-marquezPensamientoEconomicoCon2008"/>
+    <w:bookmarkEnd w:id="63"/>
+    <w:bookmarkStart w:id="64" w:name="ref-marquezPensamientoEconomicoCon2008"/>
     <w:p>
       <w:pPr>
         <w:pStyle w:val="Bibliography"/>
@@ -1804,8 +1672,8 @@
         <w:t xml:space="preserve">.</w:t>
       </w:r>
     </w:p>
-    <w:bookmarkEnd w:id="62"/>
-    <w:bookmarkStart w:id="63" w:name="ref-rollHistoriaDoctrinasEconomicas2014"/>
+    <w:bookmarkEnd w:id="64"/>
+    <w:bookmarkStart w:id="65" w:name="ref-rollHistoriaDoctrinasEconomicas2014"/>
     <w:p>
       <w:pPr>
         <w:pStyle w:val="Bibliography"/>
@@ -1827,8 +1695,8 @@
         <w:t xml:space="preserve">. Fondo de Cultura Económica.</w:t>
       </w:r>
     </w:p>
-    <w:bookmarkEnd w:id="63"/>
-    <w:bookmarkEnd w:id="64"/>
+    <w:bookmarkEnd w:id="65"/>
+    <w:bookmarkEnd w:id="66"/>
     <w:p>
       <w:pPr>
         <w:pStyle w:val="BodyText"/>
@@ -1845,14 +1713,14 @@
         <w:t xml:space="preserve">PORTO, J. P. (2017). Definición del mercantilismo. Definición.de, 1-2.</w:t>
       </w:r>
     </w:p>
-    <w:bookmarkEnd w:id="65"/>
+    <w:bookmarkEnd w:id="67"/>
     <w:sectPr>
-      <w:headerReference r:id="rId9" w:type="even"/>
-      <w:headerReference r:id="rId11" w:type="default"/>
-      <w:footerReference r:id="rId14" w:type="even"/>
-      <w:footerReference r:id="rId13" w:type="default"/>
-      <w:headerReference r:id="rId10" w:type="first"/>
-      <w:footerReference r:id="rId12" w:type="first"/>
+      <w:headerReference r:id="rId8" w:type="even"/>
+      <w:headerReference r:id="rId9" w:type="default"/>
+      <w:footerReference r:id="rId10" w:type="even"/>
+      <w:footerReference r:id="rId11" w:type="default"/>
+      <w:headerReference r:id="rId12" w:type="first"/>
+      <w:footerReference r:id="rId13" w:type="first"/>
       <w:pgSz w:h="15840" w:w="12240"/>
       <w:pgMar w:bottom="1440" w:footer="720" w:gutter="0" w:header="720" w:left="1440" w:right="1440" w:top="1440"/>
       <w:cols w:space="720"/>
